--- a/sem4/LOIS/lab2/LOIS_lab2.docx
+++ b/sem4/LOIS/lab2/LOIS_lab2.docx
@@ -461,17 +461,7 @@
           <w:szCs w:val="28"/>
           <w:lang w:eastAsia="ru-RU"/>
         </w:rPr>
-        <w:t>На тему: Лабораторная работа №</w:t>
-      </w:r>
-      <w:r>
-        <w:rPr>
-          <w:rFonts w:eastAsia="Times New Roman" w:cs="Times New Roman" w:ascii="Times New Roman" w:hAnsi="Times New Roman"/>
-          <w:color w:val="000000"/>
-          <w:sz w:val="28"/>
-          <w:szCs w:val="28"/>
-          <w:lang w:eastAsia="ru-RU"/>
-        </w:rPr>
-        <w:t>2</w:t>
+        <w:t>На тему: Лабораторная работа №2</w:t>
       </w:r>
     </w:p>
     <w:p>
@@ -1033,15 +1023,7 @@
           <w:sz w:val="24"/>
           <w:szCs w:val="24"/>
         </w:rPr>
-        <w:t xml:space="preserve">Рисунок </w:t>
-      </w:r>
-      <w:r>
-        <w:rPr>
-          <w:rFonts w:eastAsia="Times New Roman" w:cs="Times New Roman" w:ascii="Times New Roman" w:hAnsi="Times New Roman"/>
-          <w:sz w:val="24"/>
-          <w:szCs w:val="24"/>
-        </w:rPr>
-        <w:t xml:space="preserve">1 </w:t>
+        <w:t xml:space="preserve">Рисунок 1 </w:t>
       </w:r>
       <w:r>
         <w:rPr>
@@ -1057,31 +1039,7 @@
           <w:sz w:val="24"/>
           <w:szCs w:val="24"/>
         </w:rPr>
-        <w:t xml:space="preserve"> </w:t>
-      </w:r>
-      <w:r>
-        <w:rPr>
-          <w:rFonts w:eastAsia="Times New Roman" w:cs="Times New Roman" w:ascii="Times New Roman" w:hAnsi="Times New Roman"/>
-          <w:sz w:val="24"/>
-          <w:szCs w:val="24"/>
-        </w:rPr>
-        <w:t>и</w:t>
-      </w:r>
-      <w:r>
-        <w:rPr>
-          <w:rFonts w:eastAsia="Times New Roman" w:cs="Times New Roman" w:ascii="Times New Roman" w:hAnsi="Times New Roman"/>
-          <w:sz w:val="24"/>
-          <w:szCs w:val="24"/>
-        </w:rPr>
-        <w:t xml:space="preserve">сходное состояние </w:t>
-      </w:r>
-      <w:r>
-        <w:rPr>
-          <w:rFonts w:eastAsia="Times New Roman" w:cs="Times New Roman" w:ascii="Times New Roman" w:hAnsi="Times New Roman"/>
-          <w:sz w:val="24"/>
-          <w:szCs w:val="24"/>
-        </w:rPr>
-        <w:t>окружностей</w:t>
+        <w:t xml:space="preserve"> исходное состояние окружностей</w:t>
       </w:r>
     </w:p>
     <w:p>
@@ -1586,7 +1544,11 @@
         </w:rPr>
       </w:pPr>
       <w:r>
-        <w:rPr/>
+        <w:rPr>
+          <w:rFonts w:eastAsia="Times New Roman" w:cs="Times New Roman" w:ascii="Times New Roman" w:hAnsi="Times New Roman"/>
+          <w:sz w:val="28"/>
+          <w:szCs w:val="28"/>
+        </w:rPr>
       </w:r>
     </w:p>
     <w:p>
@@ -1623,7 +1585,13 @@
         </w:rPr>
       </w:pPr>
       <w:r>
-        <w:rPr/>
+        <w:rPr>
+          <w:rFonts w:eastAsia="Times New Roman" w:cs="Times New Roman" w:ascii="Times New Roman" w:hAnsi="Times New Roman"/>
+          <w:b/>
+          <w:bCs/>
+          <w:sz w:val="28"/>
+          <w:szCs w:val="28"/>
+        </w:rPr>
       </w:r>
     </w:p>
     <w:p>
@@ -3474,7 +3442,13 @@
         </w:rPr>
       </w:pPr>
       <w:r>
-        <w:rPr/>
+        <w:rPr>
+          <w:rFonts w:eastAsia="Times New Roman" w:cs="Times New Roman" w:ascii="Times New Roman" w:hAnsi="Times New Roman"/>
+          <w:b/>
+          <w:sz w:val="28"/>
+          <w:szCs w:val="28"/>
+          <w:lang w:val="ru-RU"/>
+        </w:rPr>
       </w:r>
     </w:p>
     <w:p>
@@ -3622,25 +3596,7 @@
           <w:sz w:val="28"/>
           <w:szCs w:val="28"/>
         </w:rPr>
-        <w:t>команд</w:t>
-      </w:r>
-      <w:r>
-        <w:rPr>
-          <w:rFonts w:eastAsia="Times New Roman" w:cs="Times New Roman" w:ascii="Times New Roman" w:hAnsi="Times New Roman"/>
-          <w:color w:val="000000"/>
-          <w:sz w:val="28"/>
-          <w:szCs w:val="28"/>
-        </w:rPr>
-        <w:t>ы</w:t>
-      </w:r>
-      <w:r>
-        <w:rPr>
-          <w:rFonts w:eastAsia="Times New Roman" w:cs="Times New Roman" w:ascii="Times New Roman" w:hAnsi="Times New Roman"/>
-          <w:color w:val="000000"/>
-          <w:sz w:val="28"/>
-          <w:szCs w:val="28"/>
-        </w:rPr>
-        <w:t xml:space="preserve"> </w:t>
+        <w:t xml:space="preserve">команды </w:t>
       </w:r>
       <w:r>
         <w:rPr>
@@ -3669,16 +3625,7 @@
           <w:sz w:val="28"/>
           <w:szCs w:val="28"/>
         </w:rPr>
-        <w:t xml:space="preserve"> и </w:t>
-      </w:r>
-      <w:r>
-        <w:rPr>
-          <w:rFonts w:eastAsia="Times New Roman" w:cs="Times New Roman" w:ascii="Times New Roman" w:hAnsi="Times New Roman"/>
-          <w:color w:val="000000"/>
-          <w:sz w:val="28"/>
-          <w:szCs w:val="28"/>
-        </w:rPr>
-        <w:t>«begin.»</w:t>
+        <w:t xml:space="preserve"> и «begin.»</w:t>
       </w:r>
     </w:p>
     <w:p>
@@ -3695,7 +3642,12 @@
         </w:rPr>
       </w:pPr>
       <w:r>
-        <w:rPr/>
+        <w:rPr>
+          <w:rFonts w:eastAsia="Times New Roman" w:cs="Times New Roman" w:ascii="Times New Roman" w:hAnsi="Times New Roman"/>
+          <w:color w:val="000000"/>
+          <w:sz w:val="28"/>
+          <w:szCs w:val="28"/>
+        </w:rPr>
       </w:r>
     </w:p>
     <w:p>
@@ -3712,7 +3664,13 @@
         </w:rPr>
       </w:pPr>
       <w:r>
-        <w:rPr/>
+        <w:rPr>
+          <w:rFonts w:eastAsia="Times New Roman" w:cs="Times New Roman" w:ascii="Times New Roman" w:hAnsi="Times New Roman"/>
+          <w:color w:val="000000"/>
+          <w:sz w:val="28"/>
+          <w:szCs w:val="28"/>
+          <w:lang w:val="ru-RU"/>
+        </w:rPr>
         <w:drawing>
           <wp:anchor behindDoc="0" distT="0" distB="0" distL="0" distR="0" simplePos="0" locked="0" layoutInCell="0" allowOverlap="1" relativeHeight="3">
             <wp:simplePos x="0" y="0"/>
@@ -3779,23 +3737,15 @@
           <w:sz w:val="24"/>
           <w:szCs w:val="24"/>
         </w:rPr>
-        <w:t>Рис</w:t>
-      </w:r>
-      <w:r>
-        <w:rPr>
-          <w:rFonts w:eastAsia="Times New Roman" w:cs="Times New Roman" w:ascii="Times New Roman" w:hAnsi="Times New Roman"/>
-          <w:sz w:val="24"/>
-          <w:szCs w:val="24"/>
-        </w:rPr>
-        <w:t>унок</w:t>
-      </w:r>
-      <w:r>
-        <w:rPr>
-          <w:rFonts w:eastAsia="Times New Roman" w:cs="Times New Roman" w:ascii="Times New Roman" w:hAnsi="Times New Roman"/>
-          <w:sz w:val="24"/>
-          <w:szCs w:val="24"/>
-        </w:rPr>
-        <w:t xml:space="preserve"> 4</w:t>
+        <w:t xml:space="preserve">Рисунок </w:t>
+      </w:r>
+      <w:r>
+        <w:rPr>
+          <w:rFonts w:eastAsia="Times New Roman" w:cs="Times New Roman" w:ascii="Times New Roman" w:hAnsi="Times New Roman"/>
+          <w:sz w:val="24"/>
+          <w:szCs w:val="24"/>
+        </w:rPr>
+        <w:t>2</w:t>
       </w:r>
       <w:r>
         <w:rPr>
@@ -3822,16 +3772,7 @@
           <w:szCs w:val="24"/>
           <w:lang w:val="ru-RU"/>
         </w:rPr>
-        <w:t xml:space="preserve"> </w:t>
-      </w:r>
-      <w:r>
-        <w:rPr>
-          <w:rFonts w:eastAsia="Times New Roman" w:cs="Times New Roman" w:ascii="Times New Roman" w:hAnsi="Times New Roman"/>
-          <w:sz w:val="24"/>
-          <w:szCs w:val="24"/>
-          <w:lang w:val="ru-RU"/>
-        </w:rPr>
-        <w:t>и</w:t>
+        <w:t xml:space="preserve"> и</w:t>
       </w:r>
       <w:r>
         <w:rPr>
@@ -3892,7 +3833,7 @@
             <wp:positionV relativeFrom="paragraph">
               <wp:posOffset>635</wp:posOffset>
             </wp:positionV>
-            <wp:extent cx="5713730" cy="4331335"/>
+            <wp:extent cx="5444490" cy="4127500"/>
             <wp:effectExtent l="0" t="0" r="0" b="0"/>
             <wp:wrapSquare wrapText="largest"/>
             <wp:docPr id="3" name="Image2" descr=""/>
@@ -3917,7 +3858,7 @@
                   <pic:spPr bwMode="auto">
                     <a:xfrm>
                       <a:off x="0" y="0"/>
-                      <a:ext cx="5713730" cy="4331335"/>
+                      <a:ext cx="5444490" cy="4127500"/>
                     </a:xfrm>
                     <a:prstGeom prst="rect">
                       <a:avLst/>
@@ -3935,23 +3876,15 @@
           <w:sz w:val="24"/>
           <w:szCs w:val="24"/>
         </w:rPr>
-        <w:t>Рис</w:t>
-      </w:r>
-      <w:r>
-        <w:rPr>
-          <w:rFonts w:eastAsia="Times New Roman" w:cs="Times New Roman" w:ascii="Times New Roman" w:hAnsi="Times New Roman"/>
-          <w:sz w:val="24"/>
-          <w:szCs w:val="24"/>
-        </w:rPr>
-        <w:t>унок</w:t>
-      </w:r>
-      <w:r>
-        <w:rPr>
-          <w:rFonts w:eastAsia="Times New Roman" w:cs="Times New Roman" w:ascii="Times New Roman" w:hAnsi="Times New Roman"/>
-          <w:sz w:val="24"/>
-          <w:szCs w:val="24"/>
-        </w:rPr>
-        <w:t xml:space="preserve"> 5</w:t>
+        <w:t xml:space="preserve">Рисунок </w:t>
+      </w:r>
+      <w:r>
+        <w:rPr>
+          <w:rFonts w:eastAsia="Times New Roman" w:cs="Times New Roman" w:ascii="Times New Roman" w:hAnsi="Times New Roman"/>
+          <w:sz w:val="24"/>
+          <w:szCs w:val="24"/>
+        </w:rPr>
+        <w:t>3</w:t>
       </w:r>
       <w:r>
         <w:rPr>
@@ -3977,23 +3910,7 @@
           <w:sz w:val="24"/>
           <w:szCs w:val="24"/>
         </w:rPr>
-        <w:t xml:space="preserve"> </w:t>
-      </w:r>
-      <w:r>
-        <w:rPr>
-          <w:rFonts w:eastAsia="Times New Roman" w:cs="Times New Roman" w:ascii="Times New Roman" w:hAnsi="Times New Roman"/>
-          <w:sz w:val="24"/>
-          <w:szCs w:val="24"/>
-        </w:rPr>
-        <w:t>д</w:t>
-      </w:r>
-      <w:r>
-        <w:rPr>
-          <w:rFonts w:eastAsia="Times New Roman" w:cs="Times New Roman" w:ascii="Times New Roman" w:hAnsi="Times New Roman"/>
-          <w:sz w:val="24"/>
-          <w:szCs w:val="24"/>
-        </w:rPr>
-        <w:t>ерево вывода</w:t>
+        <w:t xml:space="preserve"> дерево вывода</w:t>
       </w:r>
     </w:p>
     <w:p>
@@ -4011,15 +3928,8 @@
         </w:rPr>
       </w:pPr>
       <w:r>
-        <w:rPr/>
-      </w:r>
-    </w:p>
-    <w:p>
-      <w:pPr>
-        <w:pStyle w:val="Normal"/>
-        <w:spacing w:lineRule="auto" w:line="240"/>
-        <w:rPr>
-          <w:rFonts w:ascii="Times New Roman" w:hAnsi="Times New Roman" w:eastAsia="Times New Roman" w:cs="Times New Roman"/>
+        <w:rPr>
+          <w:rFonts w:eastAsia="Times New Roman" w:cs="Times New Roman" w:ascii="Times New Roman" w:hAnsi="Times New Roman"/>
           <w:b/>
           <w:bCs/>
           <w:color w:val="000000"/>
@@ -4027,18 +3937,22 @@
           <w:szCs w:val="28"/>
           <w:lang w:val="ru-RU"/>
         </w:rPr>
-      </w:pPr>
-      <w:r>
-        <w:rPr>
-          <w:rFonts w:eastAsia="Times New Roman" w:cs="Times New Roman" w:ascii="Times New Roman" w:hAnsi="Times New Roman"/>
+      </w:r>
+    </w:p>
+    <w:p>
+      <w:pPr>
+        <w:pStyle w:val="Normal"/>
+        <w:spacing w:lineRule="auto" w:line="240"/>
+        <w:rPr>
+          <w:rFonts w:ascii="Times New Roman" w:hAnsi="Times New Roman" w:eastAsia="Times New Roman" w:cs="Times New Roman"/>
           <w:b/>
           <w:bCs/>
           <w:color w:val="000000"/>
           <w:sz w:val="28"/>
           <w:szCs w:val="28"/>
-        </w:rPr>
-        <w:t>Тестирование</w:t>
-      </w:r>
+          <w:lang w:val="ru-RU"/>
+        </w:rPr>
+      </w:pPr>
       <w:r>
         <w:rPr>
           <w:rFonts w:eastAsia="Times New Roman" w:cs="Times New Roman" w:ascii="Times New Roman" w:hAnsi="Times New Roman"/>
@@ -4047,17 +3961,12 @@
           <w:color w:val="000000"/>
           <w:sz w:val="28"/>
           <w:szCs w:val="28"/>
-          <w:lang w:val="ru-RU"/>
-        </w:rPr>
-        <w:t>:</w:t>
-      </w:r>
-    </w:p>
-    <w:p>
-      <w:pPr>
-        <w:pStyle w:val="Normal"/>
-        <w:spacing w:lineRule="auto" w:line="240"/>
-        <w:rPr>
-          <w:rFonts w:ascii="Times New Roman" w:hAnsi="Times New Roman" w:eastAsia="Times New Roman" w:cs="Times New Roman"/>
+        </w:rPr>
+        <w:t>Тестирование</w:t>
+      </w:r>
+      <w:r>
+        <w:rPr>
+          <w:rFonts w:eastAsia="Times New Roman" w:cs="Times New Roman" w:ascii="Times New Roman" w:hAnsi="Times New Roman"/>
           <w:b/>
           <w:bCs/>
           <w:color w:val="000000"/>
@@ -4065,13 +3974,32 @@
           <w:szCs w:val="28"/>
           <w:lang w:val="ru-RU"/>
         </w:rPr>
-      </w:pPr>
-      <w:r>
-        <w:rPr>
-          <w:rFonts w:eastAsia="Times New Roman" w:cs="Times New Roman" w:ascii="Times New Roman" w:hAnsi="Times New Roman"/>
+        <w:t>:</w:t>
+      </w:r>
+    </w:p>
+    <w:p>
+      <w:pPr>
+        <w:pStyle w:val="Normal"/>
+        <w:spacing w:lineRule="auto" w:line="240"/>
+        <w:rPr>
+          <w:rFonts w:ascii="Times New Roman" w:hAnsi="Times New Roman" w:eastAsia="Times New Roman" w:cs="Times New Roman"/>
           <w:b/>
-          <w:sz w:val="28"/>
-          <w:szCs w:val="28"/>
+          <w:bCs/>
+          <w:color w:val="000000"/>
+          <w:sz w:val="28"/>
+          <w:szCs w:val="28"/>
+          <w:lang w:val="ru-RU"/>
+        </w:rPr>
+      </w:pPr>
+      <w:r>
+        <w:rPr>
+          <w:rFonts w:eastAsia="Times New Roman" w:cs="Times New Roman" w:ascii="Times New Roman" w:hAnsi="Times New Roman"/>
+          <w:b/>
+          <w:bCs/>
+          <w:color w:val="000000"/>
+          <w:sz w:val="28"/>
+          <w:szCs w:val="28"/>
+          <w:lang w:val="ru-RU"/>
         </w:rPr>
       </w:r>
     </w:p>
@@ -4144,7 +4072,7 @@
                 <w:szCs w:val="24"/>
                 <w:u w:val="none"/>
               </w:rPr>
-              <w:t xml:space="preserve">Шаг </w:t>
+              <w:t>Шаг</w:t>
             </w:r>
           </w:p>
         </w:tc>
@@ -4277,6 +4205,7 @@
                 <w:b w:val="false"/>
                 <w:bCs w:val="false"/>
                 <w:i w:val="false"/>
+                <w:i w:val="false"/>
                 <w:iCs w:val="false"/>
                 <w:sz w:val="24"/>
                 <w:szCs w:val="24"/>
@@ -5446,23 +5375,7 @@
           <w:szCs w:val="28"/>
           <w:lang w:val="ru-RU"/>
         </w:rPr>
-        <w:t>Официальный сайт среды программирования SWI-Prolog [Электронный ресурс]. – Режим доступа: https://www.swi-prolog.org/. – Дата доступа: 0</w:t>
-      </w:r>
-      <w:r>
-        <w:rPr>
-          <w:sz w:val="28"/>
-          <w:szCs w:val="28"/>
-          <w:lang w:val="ru-RU"/>
-        </w:rPr>
-        <w:t>3</w:t>
-      </w:r>
-      <w:r>
-        <w:rPr>
-          <w:sz w:val="28"/>
-          <w:szCs w:val="28"/>
-          <w:lang w:val="ru-RU"/>
-        </w:rPr>
-        <w:t>.06.2026.</w:t>
+        <w:t>Официальный сайт среды программирования SWI-Prolog [Электронный ресурс]. – Режим доступа: https://www.swi-prolog.org/. – Дата доступа: 03.06.2026.</w:t>
       </w:r>
     </w:p>
     <w:p>
@@ -5505,9 +5418,9 @@
       </w:pPr>
       <w:r>
         <w:rPr>
-          <w:rFonts w:eastAsia="Times New Roman" w:cs="Times New Roman"/>
-          <w:sz w:val="26"/>
-          <w:szCs w:val="26"/>
+          <w:color w:val="000000"/>
+          <w:sz w:val="28"/>
+          <w:szCs w:val="28"/>
           <w:lang w:val="ru-RU"/>
         </w:rPr>
       </w:r>
@@ -6057,6 +5970,7 @@
     <w:qFormat/>
     <w:pPr>
       <w:widowControl/>
+      <w:suppressAutoHyphens w:val="true"/>
       <w:bidi w:val="0"/>
       <w:spacing w:lineRule="auto" w:line="276" w:before="0" w:after="0"/>
       <w:jc w:val="left"/>
